--- a/Documentation/Weekly Report/week9/CMSC-4920-Week9Report-Group2.docx
+++ b/Documentation/Weekly Report/week9/CMSC-4920-Week9Report-Group2.docx
@@ -3328,7 +3328,6 @@
           <w:rFonts w:ascii="Times New Roman" w:hAnsi="Times New Roman" w:cs="Times New Roman"/>
         </w:rPr>
       </w:pPr>
-      <w:proofErr w:type="spellStart"/>
       <w:r>
         <w:rPr>
           <w:rFonts w:ascii="Times New Roman" w:hAnsi="Times New Roman" w:cs="Times New Roman"/>
@@ -3341,7 +3340,6 @@
         </w:rPr>
         <w:t>Weather</w:t>
       </w:r>
-      <w:proofErr w:type="spellEnd"/>
       <w:r>
         <w:rPr>
           <w:rFonts w:ascii="Times New Roman" w:hAnsi="Times New Roman" w:cs="Times New Roman"/>
